--- a/Learning/Hacker rank/Python/Python Practice.docx
+++ b/Learning/Hacker rank/Python/Python Practice.docx
@@ -242,6 +242,93 @@
                   </pic:nvPicPr>
                   <pic:blipFill>
                     <a:blip r:embed="rId10"/>
+                    <a:stretch>
+                      <a:fillRect/>
+                    </a:stretch>
+                  </pic:blipFill>
+                  <pic:spPr>
+                    <a:xfrm>
+                      <a:off x="0" y="0"/>
+                      <a:ext cx="5731510" cy="3223974"/>
+                    </a:xfrm>
+                    <a:prstGeom prst="rect">
+                      <a:avLst/>
+                    </a:prstGeom>
+                  </pic:spPr>
+                </pic:pic>
+              </a:graphicData>
+            </a:graphic>
+          </wp:inline>
+        </w:drawing>
+      </w:r>
+    </w:p>
+    <w:p>
+      <w:r>
+        <w:rPr>
+          <w:noProof/>
+          <w:lang w:eastAsia="en-IN"/>
+        </w:rPr>
+        <w:lastRenderedPageBreak/>
+        <w:drawing>
+          <wp:inline distT="0" distB="0" distL="0" distR="0" wp14:anchorId="2C4460C0" wp14:editId="65CE7B5A">
+            <wp:extent cx="5731510" cy="3223974"/>
+            <wp:effectExtent l="0" t="0" r="2540" b="0"/>
+            <wp:docPr id="7" name="Picture 7"/>
+            <wp:cNvGraphicFramePr>
+              <a:graphicFrameLocks xmlns:a="http://schemas.openxmlformats.org/drawingml/2006/main" noChangeAspect="1"/>
+            </wp:cNvGraphicFramePr>
+            <a:graphic xmlns:a="http://schemas.openxmlformats.org/drawingml/2006/main">
+              <a:graphicData uri="http://schemas.openxmlformats.org/drawingml/2006/picture">
+                <pic:pic xmlns:pic="http://schemas.openxmlformats.org/drawingml/2006/picture">
+                  <pic:nvPicPr>
+                    <pic:cNvPr id="0" name=""/>
+                    <pic:cNvPicPr/>
+                  </pic:nvPicPr>
+                  <pic:blipFill>
+                    <a:blip r:embed="rId11"/>
+                    <a:stretch>
+                      <a:fillRect/>
+                    </a:stretch>
+                  </pic:blipFill>
+                  <pic:spPr>
+                    <a:xfrm>
+                      <a:off x="0" y="0"/>
+                      <a:ext cx="5731510" cy="3223974"/>
+                    </a:xfrm>
+                    <a:prstGeom prst="rect">
+                      <a:avLst/>
+                    </a:prstGeom>
+                  </pic:spPr>
+                </pic:pic>
+              </a:graphicData>
+            </a:graphic>
+          </wp:inline>
+        </w:drawing>
+      </w:r>
+    </w:p>
+    <w:p>
+      <w:r>
+        <w:rPr>
+          <w:noProof/>
+          <w:lang w:eastAsia="en-IN"/>
+        </w:rPr>
+        <w:drawing>
+          <wp:inline distT="0" distB="0" distL="0" distR="0" wp14:anchorId="327E3D53" wp14:editId="099491E4">
+            <wp:extent cx="5731510" cy="3223974"/>
+            <wp:effectExtent l="0" t="0" r="2540" b="0"/>
+            <wp:docPr id="8" name="Picture 8"/>
+            <wp:cNvGraphicFramePr>
+              <a:graphicFrameLocks xmlns:a="http://schemas.openxmlformats.org/drawingml/2006/main" noChangeAspect="1"/>
+            </wp:cNvGraphicFramePr>
+            <a:graphic xmlns:a="http://schemas.openxmlformats.org/drawingml/2006/main">
+              <a:graphicData uri="http://schemas.openxmlformats.org/drawingml/2006/picture">
+                <pic:pic xmlns:pic="http://schemas.openxmlformats.org/drawingml/2006/picture">
+                  <pic:nvPicPr>
+                    <pic:cNvPr id="0" name=""/>
+                    <pic:cNvPicPr/>
+                  </pic:nvPicPr>
+                  <pic:blipFill>
+                    <a:blip r:embed="rId12"/>
                     <a:stretch>
                       <a:fillRect/>
                     </a:stretch>

--- a/Learning/Hacker rank/Python/Python Practice.docx
+++ b/Learning/Hacker rank/Python/Python Practice.docx
@@ -329,6 +329,180 @@
                   </pic:nvPicPr>
                   <pic:blipFill>
                     <a:blip r:embed="rId12"/>
+                    <a:stretch>
+                      <a:fillRect/>
+                    </a:stretch>
+                  </pic:blipFill>
+                  <pic:spPr>
+                    <a:xfrm>
+                      <a:off x="0" y="0"/>
+                      <a:ext cx="5731510" cy="3223974"/>
+                    </a:xfrm>
+                    <a:prstGeom prst="rect">
+                      <a:avLst/>
+                    </a:prstGeom>
+                  </pic:spPr>
+                </pic:pic>
+              </a:graphicData>
+            </a:graphic>
+          </wp:inline>
+        </w:drawing>
+      </w:r>
+    </w:p>
+    <w:p>
+      <w:r>
+        <w:rPr>
+          <w:noProof/>
+          <w:lang w:eastAsia="en-IN"/>
+        </w:rPr>
+        <w:lastRenderedPageBreak/>
+        <w:drawing>
+          <wp:inline distT="0" distB="0" distL="0" distR="0" wp14:anchorId="541D43AF" wp14:editId="03F804D7">
+            <wp:extent cx="5731510" cy="3223974"/>
+            <wp:effectExtent l="0" t="0" r="2540" b="0"/>
+            <wp:docPr id="9" name="Picture 9"/>
+            <wp:cNvGraphicFramePr>
+              <a:graphicFrameLocks xmlns:a="http://schemas.openxmlformats.org/drawingml/2006/main" noChangeAspect="1"/>
+            </wp:cNvGraphicFramePr>
+            <a:graphic xmlns:a="http://schemas.openxmlformats.org/drawingml/2006/main">
+              <a:graphicData uri="http://schemas.openxmlformats.org/drawingml/2006/picture">
+                <pic:pic xmlns:pic="http://schemas.openxmlformats.org/drawingml/2006/picture">
+                  <pic:nvPicPr>
+                    <pic:cNvPr id="0" name=""/>
+                    <pic:cNvPicPr/>
+                  </pic:nvPicPr>
+                  <pic:blipFill>
+                    <a:blip r:embed="rId13"/>
+                    <a:stretch>
+                      <a:fillRect/>
+                    </a:stretch>
+                  </pic:blipFill>
+                  <pic:spPr>
+                    <a:xfrm>
+                      <a:off x="0" y="0"/>
+                      <a:ext cx="5731510" cy="3223974"/>
+                    </a:xfrm>
+                    <a:prstGeom prst="rect">
+                      <a:avLst/>
+                    </a:prstGeom>
+                  </pic:spPr>
+                </pic:pic>
+              </a:graphicData>
+            </a:graphic>
+          </wp:inline>
+        </w:drawing>
+      </w:r>
+    </w:p>
+    <w:p>
+      <w:r>
+        <w:rPr>
+          <w:noProof/>
+          <w:lang w:eastAsia="en-IN"/>
+        </w:rPr>
+        <w:drawing>
+          <wp:inline distT="0" distB="0" distL="0" distR="0" wp14:anchorId="7E0CF6FB" wp14:editId="4AD271B5">
+            <wp:extent cx="5731510" cy="3223974"/>
+            <wp:effectExtent l="0" t="0" r="2540" b="0"/>
+            <wp:docPr id="10" name="Picture 10"/>
+            <wp:cNvGraphicFramePr>
+              <a:graphicFrameLocks xmlns:a="http://schemas.openxmlformats.org/drawingml/2006/main" noChangeAspect="1"/>
+            </wp:cNvGraphicFramePr>
+            <a:graphic xmlns:a="http://schemas.openxmlformats.org/drawingml/2006/main">
+              <a:graphicData uri="http://schemas.openxmlformats.org/drawingml/2006/picture">
+                <pic:pic xmlns:pic="http://schemas.openxmlformats.org/drawingml/2006/picture">
+                  <pic:nvPicPr>
+                    <pic:cNvPr id="0" name=""/>
+                    <pic:cNvPicPr/>
+                  </pic:nvPicPr>
+                  <pic:blipFill>
+                    <a:blip r:embed="rId14"/>
+                    <a:stretch>
+                      <a:fillRect/>
+                    </a:stretch>
+                  </pic:blipFill>
+                  <pic:spPr>
+                    <a:xfrm>
+                      <a:off x="0" y="0"/>
+                      <a:ext cx="5731510" cy="3223974"/>
+                    </a:xfrm>
+                    <a:prstGeom prst="rect">
+                      <a:avLst/>
+                    </a:prstGeom>
+                  </pic:spPr>
+                </pic:pic>
+              </a:graphicData>
+            </a:graphic>
+          </wp:inline>
+        </w:drawing>
+      </w:r>
+    </w:p>
+    <w:p>
+      <w:r>
+        <w:rPr>
+          <w:noProof/>
+          <w:lang w:eastAsia="en-IN"/>
+        </w:rPr>
+        <w:lastRenderedPageBreak/>
+        <w:drawing>
+          <wp:inline distT="0" distB="0" distL="0" distR="0" wp14:anchorId="2E2CA10A" wp14:editId="362F7A12">
+            <wp:extent cx="5731510" cy="3223974"/>
+            <wp:effectExtent l="0" t="0" r="2540" b="0"/>
+            <wp:docPr id="11" name="Picture 11"/>
+            <wp:cNvGraphicFramePr>
+              <a:graphicFrameLocks xmlns:a="http://schemas.openxmlformats.org/drawingml/2006/main" noChangeAspect="1"/>
+            </wp:cNvGraphicFramePr>
+            <a:graphic xmlns:a="http://schemas.openxmlformats.org/drawingml/2006/main">
+              <a:graphicData uri="http://schemas.openxmlformats.org/drawingml/2006/picture">
+                <pic:pic xmlns:pic="http://schemas.openxmlformats.org/drawingml/2006/picture">
+                  <pic:nvPicPr>
+                    <pic:cNvPr id="0" name=""/>
+                    <pic:cNvPicPr/>
+                  </pic:nvPicPr>
+                  <pic:blipFill>
+                    <a:blip r:embed="rId15"/>
+                    <a:stretch>
+                      <a:fillRect/>
+                    </a:stretch>
+                  </pic:blipFill>
+                  <pic:spPr>
+                    <a:xfrm>
+                      <a:off x="0" y="0"/>
+                      <a:ext cx="5731510" cy="3223974"/>
+                    </a:xfrm>
+                    <a:prstGeom prst="rect">
+                      <a:avLst/>
+                    </a:prstGeom>
+                  </pic:spPr>
+                </pic:pic>
+              </a:graphicData>
+            </a:graphic>
+          </wp:inline>
+        </w:drawing>
+      </w:r>
+    </w:p>
+    <w:p>
+      <w:r>
+        <w:rPr>
+          <w:noProof/>
+          <w:lang w:eastAsia="en-IN"/>
+        </w:rPr>
+        <w:drawing>
+          <wp:inline distT="0" distB="0" distL="0" distR="0" wp14:anchorId="104E3FE2" wp14:editId="6B81E24E">
+            <wp:extent cx="5731510" cy="3223974"/>
+            <wp:effectExtent l="0" t="0" r="2540" b="0"/>
+            <wp:docPr id="12" name="Picture 12"/>
+            <wp:cNvGraphicFramePr>
+              <a:graphicFrameLocks xmlns:a="http://schemas.openxmlformats.org/drawingml/2006/main" noChangeAspect="1"/>
+            </wp:cNvGraphicFramePr>
+            <a:graphic xmlns:a="http://schemas.openxmlformats.org/drawingml/2006/main">
+              <a:graphicData uri="http://schemas.openxmlformats.org/drawingml/2006/picture">
+                <pic:pic xmlns:pic="http://schemas.openxmlformats.org/drawingml/2006/picture">
+                  <pic:nvPicPr>
+                    <pic:cNvPr id="0" name=""/>
+                    <pic:cNvPicPr/>
+                  </pic:nvPicPr>
+                  <pic:blipFill>
+                    <a:blip r:embed="rId16"/>
                     <a:stretch>
                       <a:fillRect/>
                     </a:stretch>
